--- a/activities/week-07-er-modeling-activity.docx
+++ b/activities/week-07-er-modeling-activity.docx
@@ -19,7 +19,7 @@
           <w:b/>
           <w:color w:val="275983"/>
         </w:rPr>
-        <w:t>CSCI 340  /  DATABASE SYSTEMS AND DATA MANAGEMENT</w:t>
+        <w:t>CSCI 340  /  DATABASE DESIGN</w:t>
       </w:r>
     </w:p>
     <w:p>
@@ -27,7 +27,7 @@
         <w:pStyle w:val="Subtitle"/>
       </w:pPr>
       <w:r>
-        <w:t>Interpret a scenario, justify the cardinality, draw the model</w:t>
+        <w:t>Choose the concepts, explain the constraints, draw the model</w:t>
       </w:r>
     </w:p>
     <w:p>
@@ -39,6 +39,7 @@
       <w:pPr>
         <w:spacing w:after="0" w:before="0" w:line="259" w:lineRule="exact"/>
       </w:pPr>
+      <w:r/>
       <w:r>
         <w:rPr>
           <w:sz w:val="2"/>
@@ -48,12 +49,12 @@
     </w:p>
     <w:p>
       <w:r>
-        <w:t>Each case gives you two entity sets and a relationship to model. Choose a relationship name, explain what its cardinality means, and draw an ER diagram. This activity is ungraded. Work individually or in a group, then compare your answers with someone else.</w:t>
+        <w:t>Work individually or in a group. Explain your choices from the scenarios and state any additional assumptions. Leave time to compare answers in Part E, even if you work alone.</w:t>
       </w:r>
     </w:p>
     <w:p>
       <w:r>
-        <w:t>Use the lecture notation: rectangles for entity sets, a diamond for the relationship, arrows toward the “one” side, and double lines for required participation. Entity names are enough here; you do not need to choose keys.</w:t>
+        <w:t>Use the lecture’s arrow notation for diagrams. Use entity names in your rectangles; you do not need to choose keys or write SQL. Blank spaces are for explanations and sketches.</w:t>
       </w:r>
     </w:p>
     <w:p>
@@ -61,17 +62,12 @@
         <w:pStyle w:val="Heading1"/>
       </w:pPr>
       <w:r>
-        <w:t>Part A: Personal lockers at a gym</w:t>
+        <w:t>Part A: What are we modeling?</w:t>
       </w:r>
     </w:p>
     <w:p>
       <w:r>
-        <w:t>MEMBER is a gym member. LOCKER is a particular physical locker.</w:t>
-      </w:r>
-    </w:p>
-    <w:p>
-      <w:r>
-        <w:t>Model the gym’s current long-term locker rentals. Members may rent a personal locker for ongoing use. A member can hold one rental at a time, and that locker is reserved for that member alone. Unrented lockers remain in the gym’s inventory.</w:t>
+        <w:t>A college records students and their names and email addresses, instructors and their names and email addresses, and scheduled course sections with titles and meeting rooms. Students enroll in sections, and instructors teach sections. Several sections can share a course title. Model only the current term.</w:t>
       </w:r>
     </w:p>
     <w:p>
@@ -89,18 +85,19 @@
         <w:rPr>
           <w:sz w:val="24"/>
         </w:rPr>
-        <w:t>Name the relationship and explain its cardinality</w:t>
+        <w:t>Identify the entity sets and their attributes</w:t>
       </w:r>
     </w:p>
     <w:p>
       <w:r>
-        <w:t>Read it in both directions: for one instance of each entity, how many instances of the other may be related? State the minimum and maximum, name the mapping cardinality, and justify your choices from the scenario. Make any additional assumption explicit.</w:t>
+        <w:t>Identify three entity sets and give one example entity in each. Place the descriptive attributes with the appropriate entity sets. Explain why a course title alone would not distinguish individual sections.</w:t>
       </w:r>
     </w:p>
     <w:p>
       <w:pPr>
-        <w:spacing w:after="0" w:before="0" w:line="1512" w:lineRule="exact"/>
-      </w:pPr>
+        <w:spacing w:after="0" w:before="0" w:line="1872" w:lineRule="exact"/>
+      </w:pPr>
+      <w:r/>
       <w:r>
         <w:rPr>
           <w:sz w:val="2"/>
@@ -123,18 +120,19 @@
         <w:rPr>
           <w:sz w:val="24"/>
         </w:rPr>
-        <w:t>Draw your ER model</w:t>
+        <w:t>Identify the relationships</w:t>
       </w:r>
     </w:p>
     <w:p>
       <w:r>
-        <w:t>Include both entity sets, your named relationship, and the arrows and participation lines that express your answer above.</w:t>
+        <w:t>Name the two relationships and identify the entity sets each connects. Choose one relationship and explain why it represents an association in this model. Then explain why an email address is an attribute here rather than a separate entity set.</w:t>
       </w:r>
     </w:p>
     <w:p>
       <w:pPr>
-        <w:spacing w:after="0" w:before="0" w:line="2304" w:lineRule="exact"/>
-      </w:pPr>
+        <w:spacing w:after="0" w:before="0" w:line="1872" w:lineRule="exact"/>
+      </w:pPr>
+      <w:r/>
       <w:r>
         <w:rPr>
           <w:sz w:val="2"/>
@@ -148,17 +146,12 @@
         <w:pageBreakBefore/>
       </w:pPr>
       <w:r>
-        <w:t>Part B: Home departments at a company</w:t>
+        <w:t>Part B: How many partners are allowed?</w:t>
       </w:r>
     </w:p>
     <w:p>
       <w:r>
-        <w:t>EMPLOYEE is a current employee. DEPARTMENT is an organizational unit within the company.</w:t>
-      </w:r>
-    </w:p>
-    <w:p>
-      <w:r>
-        <w:t>Model each employee’s single home department on the company roster. A department brings together employees who do different jobs; a newly formed department may still be awaiting its first employee.</w:t>
+        <w:t>For B1–B3, name the relationship and state its cardinality. Justify your answer.</w:t>
       </w:r>
     </w:p>
     <w:p>
@@ -176,18 +169,35 @@
         <w:rPr>
           <w:sz w:val="24"/>
         </w:rPr>
-        <w:t>Name the relationship and explain its cardinality</w:t>
+        <w:t>Personal lockers at a gym</w:t>
       </w:r>
     </w:p>
     <w:p>
+      <w:r/>
       <w:r>
-        <w:t>Read it in both directions: for one instance of each entity, how many instances of the other may be related? State the minimum and maximum, name the mapping cardinality, and justify your choices from the scenario. Make any additional assumption explicit.</w:t>
+        <w:rPr>
+          <w:b/>
+        </w:rPr>
+        <w:t>Member</w:t>
+      </w:r>
+      <w:r>
+        <w:t xml:space="preserve"> is a gym member; </w:t>
+      </w:r>
+      <w:r>
+        <w:rPr>
+          <w:b/>
+        </w:rPr>
+        <w:t>Locker</w:t>
+      </w:r>
+      <w:r>
+        <w:t xml:space="preserve"> is a particular physical locker. Members may rent a personal locker for ongoing use. A member can hold one rental at a time, and that locker is reserved for that member alone. Unrented lockers remain in inventory. Model current rentals.</w:t>
       </w:r>
     </w:p>
     <w:p>
       <w:pPr>
-        <w:spacing w:after="0" w:before="0" w:line="2232" w:lineRule="exact"/>
-      </w:pPr>
+        <w:spacing w:after="0" w:before="0" w:line="1440" w:lineRule="exact"/>
+      </w:pPr>
+      <w:r/>
       <w:r>
         <w:rPr>
           <w:sz w:val="2"/>
@@ -210,18 +220,35 @@
         <w:rPr>
           <w:sz w:val="24"/>
         </w:rPr>
-        <w:t>Draw your ER model</w:t>
+        <w:t>Home departments at a company</w:t>
       </w:r>
     </w:p>
     <w:p>
+      <w:r/>
       <w:r>
-        <w:t>Include both entity sets, your named relationship, and the arrows and participation lines that express your answer above.</w:t>
+        <w:rPr>
+          <w:b/>
+        </w:rPr>
+        <w:t>Employee</w:t>
+      </w:r>
+      <w:r>
+        <w:t xml:space="preserve"> is a current employee; </w:t>
+      </w:r>
+      <w:r>
+        <w:rPr>
+          <w:b/>
+        </w:rPr>
+        <w:t>Department</w:t>
+      </w:r>
+      <w:r>
+        <w:t xml:space="preserve"> is an organizational unit. Model each employee’s single home department on the company roster. A department brings together employees who do different jobs; a newly formed department may still be awaiting its first employee.</w:t>
       </w:r>
     </w:p>
     <w:p>
       <w:pPr>
-        <w:spacing w:after="0" w:before="0" w:line="2880" w:lineRule="exact"/>
-      </w:pPr>
+        <w:spacing w:after="0" w:before="0" w:line="1440" w:lineRule="exact"/>
+      </w:pPr>
+      <w:r/>
       <w:r>
         <w:rPr>
           <w:sz w:val="2"/>
@@ -244,18 +271,35 @@
         <w:rPr>
           <w:sz w:val="24"/>
         </w:rPr>
-        <w:t>Read the same relationship in reverse</w:t>
+        <w:t>Enrollment at a college</w:t>
       </w:r>
     </w:p>
     <w:p>
+      <w:r/>
       <w:r>
-        <w:t>How would you describe its mapping cardinality starting from DEPARTMENT instead of EMPLOYEE? Explain whether that changes the model.</w:t>
+        <w:rPr>
+          <w:b/>
+        </w:rPr>
+        <w:t>Student</w:t>
+      </w:r>
+      <w:r>
+        <w:t xml:space="preserve"> is a registered student; </w:t>
+      </w:r>
+      <w:r>
+        <w:rPr>
+          <w:b/>
+        </w:rPr>
+        <w:t>Section</w:t>
+      </w:r>
+      <w:r>
+        <w:t xml:space="preserve"> is one scheduled offering of a course in the current term. Students choose sections to build their schedules, and each section has a class roster. The system includes students who have not enrolled yet and sections awaiting their first students. Model enrollment.</w:t>
       </w:r>
     </w:p>
     <w:p>
       <w:pPr>
-        <w:spacing w:after="0" w:before="0" w:line="1152" w:lineRule="exact"/>
-      </w:pPr>
+        <w:spacing w:after="0" w:before="0" w:line="1440" w:lineRule="exact"/>
+      </w:pPr>
+      <w:r/>
       <w:r>
         <w:rPr>
           <w:sz w:val="2"/>
@@ -264,22 +308,61 @@
       </w:r>
     </w:p>
     <w:p>
+      <w:r>
+        <w:t>For B2, also describe the cardinality in reverse. Does reversing your reading change the relationship itself?</w:t>
+      </w:r>
+    </w:p>
+    <w:p>
+      <w:pPr>
+        <w:spacing w:after="0" w:before="0" w:line="720" w:lineRule="exact"/>
+      </w:pPr>
+      <w:r/>
+      <w:r>
+        <w:rPr>
+          <w:sz w:val="2"/>
+        </w:rPr>
+        <w:t xml:space="preserve"> </w:t>
+      </w:r>
+    </w:p>
+    <w:p>
       <w:pPr>
         <w:pStyle w:val="Heading1"/>
         <w:pageBreakBefore/>
       </w:pPr>
       <w:r>
-        <w:t>Part C: Enrollment at a college</w:t>
+        <w:t>Part C: Build and explain an ER diagram</w:t>
       </w:r>
     </w:p>
     <w:p>
       <w:r>
-        <w:t>STUDENT is a registered student. SECTION is one scheduled offering of a course in the current term.</w:t>
+        <w:t xml:space="preserve">Use </w:t>
       </w:r>
-    </w:p>
-    <w:p>
       <w:r>
-        <w:t>Model enrollment for the current term. Students choose sections to build their schedules, and each section has a class roster. The system includes students who have not enrolled yet and sections still awaiting their first students.</w:t>
+        <w:rPr>
+          <w:b/>
+        </w:rPr>
+        <w:t>Student</w:t>
+      </w:r>
+      <w:r>
+        <w:t xml:space="preserve">, </w:t>
+      </w:r>
+      <w:r>
+        <w:rPr>
+          <w:b/>
+        </w:rPr>
+        <w:t>Instructor</w:t>
+      </w:r>
+      <w:r>
+        <w:t xml:space="preserve">, and </w:t>
+      </w:r>
+      <w:r>
+        <w:rPr>
+          <w:b/>
+        </w:rPr>
+        <w:t>Section</w:t>
+      </w:r>
+      <w:r>
+        <w:t xml:space="preserve"> from Part A, and the enrollment rules from B3. Each section is taught by exactly one instructor. An instructor may teach several sections or none.</w:t>
       </w:r>
     </w:p>
     <w:p>
@@ -297,18 +380,19 @@
         <w:rPr>
           <w:sz w:val="24"/>
         </w:rPr>
-        <w:t>Name the relationship and explain its cardinality</w:t>
+        <w:t>Draw one combined model</w:t>
       </w:r>
     </w:p>
     <w:p>
       <w:r>
-        <w:t>Read it in both directions: for one instance of each entity, how many instances of the other may be related? State the minimum and maximum, name the mapping cardinality, and justify your choices from the scenario. Make any additional assumption explicit.</w:t>
+        <w:t>Connect the three entity sets using the two relationships from A2. Include one descriptive attribute for each entity set. Use arrows for maximum cardinality and single or double lines for participation. Explain the placement of one arrow and one double line.</w:t>
       </w:r>
     </w:p>
     <w:p>
       <w:pPr>
-        <w:spacing w:after="0" w:before="0" w:line="1440" w:lineRule="exact"/>
-      </w:pPr>
+        <w:spacing w:after="0" w:before="0" w:line="3816" w:lineRule="exact"/>
+      </w:pPr>
+      <w:r/>
       <w:r>
         <w:rPr>
           <w:sz w:val="2"/>
@@ -331,18 +415,37 @@
         <w:rPr>
           <w:sz w:val="24"/>
         </w:rPr>
-        <w:t>Draw your ER model</w:t>
+        <w:t>Add and justify a relationship attribute</w:t>
       </w:r>
     </w:p>
     <w:p>
       <w:r>
-        <w:t>Include both entity sets, your named relationship, and the arrows and participation lines that express your answer above.</w:t>
+        <w:t xml:space="preserve">The college records final_grade for each student in each section they complete. Add this attribute to your diagram with a dashed connection. Explain why a single final_grade on </w:t>
+      </w:r>
+      <w:r>
+        <w:rPr>
+          <w:b/>
+        </w:rPr>
+        <w:t>Student</w:t>
+      </w:r>
+      <w:r>
+        <w:t xml:space="preserve"> or a single final_grade on </w:t>
+      </w:r>
+      <w:r>
+        <w:rPr>
+          <w:b/>
+        </w:rPr>
+        <w:t>Section</w:t>
+      </w:r>
+      <w:r>
+        <w:t xml:space="preserve"> would lose information. Give one concrete example for each.</w:t>
       </w:r>
     </w:p>
     <w:p>
       <w:pPr>
-        <w:spacing w:after="0" w:before="0" w:line="1872" w:lineRule="exact"/>
-      </w:pPr>
+        <w:spacing w:after="0" w:before="0" w:line="1944" w:lineRule="exact"/>
+      </w:pPr>
+      <w:r/>
       <w:r>
         <w:rPr>
           <w:sz w:val="2"/>
@@ -352,6 +455,20 @@
     </w:p>
     <w:p>
       <w:pPr>
+        <w:pStyle w:val="Heading1"/>
+        <w:pageBreakBefore/>
+      </w:pPr>
+      <w:r>
+        <w:t>Part D: Who must participate?</w:t>
+      </w:r>
+    </w:p>
+    <w:p>
+      <w:r>
+        <w:t>For D1–D3, distinguish minimum participation from maximum cardinality. Explain each answer using a scenario rule, not just the current records.</w:t>
+      </w:r>
+    </w:p>
+    <w:p>
+      <w:pPr>
         <w:keepNext/>
       </w:pPr>
       <w:r>
@@ -359,24 +476,61 @@
           <w:b/>
           <w:sz w:val="24"/>
         </w:rPr>
-        <w:t xml:space="preserve">C3. </w:t>
+        <w:t xml:space="preserve">D1. </w:t>
       </w:r>
       <w:r>
         <w:rPr>
           <w:sz w:val="24"/>
         </w:rPr>
-        <w:t>Add a relationship attribute</w:t>
+        <w:t>Revisit the gym and company</w:t>
       </w:r>
     </w:p>
     <w:p>
       <w:r>
-        <w:t>The college records a final_grade for each student in each section they complete. Add this attribute to your diagram using a dashed line. Explain why storing one final_grade on STUDENT or one on SECTION would lose information. Give an example for each.</w:t>
+        <w:t>For each side of B1 and B2—</w:t>
+      </w:r>
+      <w:r>
+        <w:rPr>
+          <w:b/>
+        </w:rPr>
+        <w:t>Member</w:t>
+      </w:r>
+      <w:r>
+        <w:t xml:space="preserve">, </w:t>
+      </w:r>
+      <w:r>
+        <w:rPr>
+          <w:b/>
+        </w:rPr>
+        <w:t>Locker</w:t>
+      </w:r>
+      <w:r>
+        <w:t xml:space="preserve">, </w:t>
+      </w:r>
+      <w:r>
+        <w:rPr>
+          <w:b/>
+        </w:rPr>
+        <w:t>Employee</w:t>
+      </w:r>
+      <w:r>
+        <w:t xml:space="preserve">, and </w:t>
+      </w:r>
+      <w:r>
+        <w:rPr>
+          <w:b/>
+        </w:rPr>
+        <w:t>Department</w:t>
+      </w:r>
+      <w:r>
+        <w:t>—state whether participation is total or partial. Identify the phrase that supports each choice.</w:t>
       </w:r>
     </w:p>
     <w:p>
       <w:pPr>
-        <w:spacing w:after="0" w:before="0" w:line="1224" w:lineRule="exact"/>
-      </w:pPr>
+        <w:spacing w:after="0" w:before="0" w:line="1296" w:lineRule="exact"/>
+      </w:pPr>
+      <w:r/>
       <w:r>
         <w:rPr>
           <w:sz w:val="2"/>
@@ -386,21 +540,92 @@
     </w:p>
     <w:p>
       <w:pPr>
-        <w:pStyle w:val="Heading1"/>
+        <w:keepNext/>
       </w:pPr>
       <w:r>
-        <w:t>Compare and reflect</w:t>
+        <w:rPr>
+          <w:b/>
+          <w:sz w:val="24"/>
+        </w:rPr>
+        <w:t xml:space="preserve">D2. </w:t>
+      </w:r>
+      <w:r>
+        <w:rPr>
+          <w:sz w:val="24"/>
+        </w:rPr>
+        <w:t>Change a college rule</w:t>
       </w:r>
     </w:p>
     <w:p>
       <w:r>
-        <w:t>After all three cases, compare your models with another individual or group, including if you worked alone. Identify one difference or shared choice. Explain why you revised or kept your answer, referring to the scenario or an assumption you made.</w:t>
+        <w:t>Suppose every registered student must now enroll in at least one section. Empty sections are still allowed. Which participation line in C1 changes? Does this change the maximum cardinality of enrollment? Explain.</w:t>
       </w:r>
     </w:p>
     <w:p>
       <w:pPr>
-        <w:spacing w:after="0" w:before="0" w:line="864" w:lineRule="exact"/>
-      </w:pPr>
+        <w:spacing w:after="0" w:before="0" w:line="1224" w:lineRule="exact"/>
+      </w:pPr>
+      <w:r/>
+      <w:r>
+        <w:rPr>
+          <w:sz w:val="2"/>
+        </w:rPr>
+        <w:t xml:space="preserve"> </w:t>
+      </w:r>
+    </w:p>
+    <w:p>
+      <w:pPr>
+        <w:keepNext/>
+      </w:pPr>
+      <w:r>
+        <w:rPr>
+          <w:b/>
+          <w:sz w:val="24"/>
+        </w:rPr>
+        <w:t xml:space="preserve">D3. </w:t>
+      </w:r>
+      <w:r>
+        <w:rPr>
+          <w:sz w:val="24"/>
+        </w:rPr>
+        <w:t>Evaluate a classmate’s inference</w:t>
+      </w:r>
+    </w:p>
+    <w:p>
+      <w:r>
+        <w:t>Today, every instructor happens to teach exactly one section. A classmate concludes that teaches is one-to-one and participation is total on both sides. Evaluate both claims against the original Part C rules. Which part of the participation claim is actually supported?</w:t>
+      </w:r>
+    </w:p>
+    <w:p>
+      <w:pPr>
+        <w:spacing w:after="0" w:before="0" w:line="1296" w:lineRule="exact"/>
+      </w:pPr>
+      <w:r/>
+      <w:r>
+        <w:rPr>
+          <w:sz w:val="2"/>
+        </w:rPr>
+        <w:t xml:space="preserve"> </w:t>
+      </w:r>
+    </w:p>
+    <w:p>
+      <w:pPr>
+        <w:pStyle w:val="Heading1"/>
+      </w:pPr>
+      <w:r>
+        <w:t>Part E: Compare and reflect</w:t>
+      </w:r>
+    </w:p>
+    <w:p>
+      <w:r>
+        <w:t>Compare your work with another individual or group. Identify whom you compared with and one difference or shared choice about an entity, relationship, arrow, participation line, or attribute. Explain why you revised or retained your answer, citing the scenario. If you disagree, identify the assumption to clarify.</w:t>
+      </w:r>
+    </w:p>
+    <w:p>
+      <w:pPr>
+        <w:spacing w:after="0" w:before="0" w:line="1008" w:lineRule="exact"/>
+      </w:pPr>
+      <w:r/>
       <w:r>
         <w:rPr>
           <w:sz w:val="2"/>

--- a/activities/week-07-er-modeling-activity.docx
+++ b/activities/week-07-er-modeling-activity.docx
@@ -125,7 +125,7 @@
     </w:p>
     <w:p>
       <w:r>
-        <w:t>Name the two relationships and identify the entity sets each connects. Choose one relationship and explain why it represents an association in this model. Then explain why an email address is an attribute here rather than a separate entity set.</w:t>
+        <w:t>Identify the two relationships mentioned in the description above. Which entity sets does each relationship associate?</w:t>
       </w:r>
     </w:p>
     <w:p>
@@ -151,7 +151,7 @@
     </w:p>
     <w:p>
       <w:r>
-        <w:t>For B1–B3, name the relationship and state its cardinality. Justify your answer.</w:t>
+        <w:t>For B1–B4, name the relationship and state its cardinality. Justify your answer.</w:t>
       </w:r>
     </w:p>
     <w:p>
@@ -308,13 +308,47 @@
       </w:r>
     </w:p>
     <w:p>
+      <w:pPr>
+        <w:keepNext/>
+      </w:pPr>
       <w:r>
-        <w:t>For B2, also describe the cardinality in reverse. Does reversing your reading change the relationship itself?</w:t>
+        <w:rPr>
+          <w:b/>
+          <w:sz w:val="24"/>
+        </w:rPr>
+        <w:t xml:space="preserve">B4. </w:t>
+      </w:r>
+      <w:r>
+        <w:rPr>
+          <w:sz w:val="24"/>
+        </w:rPr>
+        <w:t>Products from suppliers</w:t>
       </w:r>
     </w:p>
     <w:p>
-      <w:pPr>
-        <w:spacing w:after="0" w:before="0" w:line="720" w:lineRule="exact"/>
+      <w:r/>
+      <w:r>
+        <w:rPr>
+          <w:b/>
+        </w:rPr>
+        <w:t>Supplier</w:t>
+      </w:r>
+      <w:r>
+        <w:t xml:space="preserve"> is a vendor; </w:t>
+      </w:r>
+      <w:r>
+        <w:rPr>
+          <w:b/>
+        </w:rPr>
+        <w:t>Product</w:t>
+      </w:r>
+      <w:r>
+        <w:t xml:space="preserve"> is a type of item a shop stocks. A supplier may offer several products, and the shop may obtain the same product from several suppliers. Model which suppliers currently offer which products.</w:t>
+      </w:r>
+    </w:p>
+    <w:p>
+      <w:pPr>
+        <w:spacing w:after="0" w:before="0" w:line="1152" w:lineRule="exact"/>
       </w:pPr>
       <w:r/>
       <w:r>
@@ -390,7 +424,7 @@
     </w:p>
     <w:p>
       <w:pPr>
-        <w:spacing w:after="0" w:before="0" w:line="3816" w:lineRule="exact"/>
+        <w:spacing w:after="0" w:before="0" w:line="3456" w:lineRule="exact"/>
       </w:pPr>
       <w:r/>
       <w:r>
@@ -443,7 +477,60 @@
     </w:p>
     <w:p>
       <w:pPr>
-        <w:spacing w:after="0" w:before="0" w:line="1944" w:lineRule="exact"/>
+        <w:spacing w:after="0" w:before="0" w:line="1224" w:lineRule="exact"/>
+      </w:pPr>
+      <w:r/>
+      <w:r>
+        <w:rPr>
+          <w:sz w:val="2"/>
+        </w:rPr>
+        <w:t xml:space="preserve"> </w:t>
+      </w:r>
+    </w:p>
+    <w:p>
+      <w:pPr>
+        <w:keepNext/>
+      </w:pPr>
+      <w:r>
+        <w:rPr>
+          <w:b/>
+          <w:sz w:val="24"/>
+        </w:rPr>
+        <w:t xml:space="preserve">C3. </w:t>
+      </w:r>
+      <w:r>
+        <w:rPr>
+          <w:sz w:val="24"/>
+        </w:rPr>
+        <w:t>Place attributes in the supplier model</w:t>
+      </w:r>
+    </w:p>
+    <w:p>
+      <w:r>
+        <w:t xml:space="preserve">Return to B4. The shop records one contact_email for each supplier, one shipping_weight for each product, and a quoted_price for each supplier–product combination. Place each attribute on </w:t>
+      </w:r>
+      <w:r>
+        <w:rPr>
+          <w:b/>
+        </w:rPr>
+        <w:t>Supplier</w:t>
+      </w:r>
+      <w:r>
+        <w:t xml:space="preserve">, </w:t>
+      </w:r>
+      <w:r>
+        <w:rPr>
+          <w:b/>
+        </w:rPr>
+        <w:t>Product</w:t>
+      </w:r>
+      <w:r>
+        <w:t>, or their relationship. Justify where quoted_price belongs with an example that uses two suppliers and two products.</w:t>
+      </w:r>
+    </w:p>
+    <w:p>
+      <w:pPr>
+        <w:spacing w:after="0" w:before="0" w:line="1152" w:lineRule="exact"/>
       </w:pPr>
       <w:r/>
       <w:r>
